--- a/Task3.1_Final_Submission.docx
+++ b/Task3.1_Final_Submission.docx
@@ -96,6 +96,31 @@
           <w:shd w:fill="auto" w:val="clear"/>
         </w:rPr>
       </w:pPr>
+      <w:r>
+        <w:rPr>
+          <w:rFonts w:ascii="Aptos" w:hAnsi="Aptos" w:cs="Aptos" w:eastAsia="Aptos"/>
+          <w:color w:val="auto"/>
+          <w:spacing w:val="0"/>
+          <w:position w:val="0"/>
+          <w:sz w:val="24"/>
+          <w:shd w:fill="auto" w:val="clear"/>
+        </w:rPr>
+        <w:t xml:space="preserve">Github Code Link: </w:t>
+      </w:r>
+      <w:hyperlink xmlns:r="http://schemas.openxmlformats.org/officeDocument/2006/relationships" r:id="docRId0">
+        <w:r>
+          <w:rPr>
+            <w:rFonts w:ascii="Aptos" w:hAnsi="Aptos" w:cs="Aptos" w:eastAsia="Aptos"/>
+            <w:color w:val="0000FF"/>
+            <w:spacing w:val="0"/>
+            <w:position w:val="0"/>
+            <w:sz w:val="24"/>
+            <w:u w:val="single"/>
+            <w:shd w:fill="auto" w:val="clear"/>
+          </w:rPr>
+          <w:t xml:space="preserve">https://github.com/ReeshaMalik/sophia_assignment_3_1.git</w:t>
+        </w:r>
+      </w:hyperlink>
     </w:p>
     <w:tbl>
       <w:tblPr/>
@@ -211,9 +236,9 @@
               <w:object w:dxaOrig="2933" w:dyaOrig="5100">
                 <v:rect xmlns:o="urn:schemas-microsoft-com:office:office" xmlns:v="urn:schemas-microsoft-com:vml" id="rectole0000000000" style="width:146.650000pt;height:255.000000pt" o:preferrelative="t" o:ole="">
                   <o:lock v:ext="edit"/>
-                  <v:imagedata xmlns:r="http://schemas.openxmlformats.org/officeDocument/2006/relationships" r:id="docRId1" o:title=""/>
+                  <v:imagedata xmlns:r="http://schemas.openxmlformats.org/officeDocument/2006/relationships" r:id="docRId2" o:title=""/>
                 </v:rect>
-                <o:OLEObject xmlns:r="http://schemas.openxmlformats.org/officeDocument/2006/relationships" xmlns:o="urn:schemas-microsoft-com:office:office" Type="Embed" ProgID="StaticDib" DrawAspect="Content" ObjectID="0000000000" ShapeID="rectole0000000000" r:id="docRId0"/>
+                <o:OLEObject xmlns:r="http://schemas.openxmlformats.org/officeDocument/2006/relationships" xmlns:o="urn:schemas-microsoft-com:office:office" Type="Embed" ProgID="StaticDib" DrawAspect="Content" ObjectID="0000000000" ShapeID="rectole0000000000" r:id="docRId1"/>
               </w:object>
             </w:r>
           </w:p>
@@ -489,9 +514,9 @@
               <w:object w:dxaOrig="2682" w:dyaOrig="3395">
                 <v:rect xmlns:o="urn:schemas-microsoft-com:office:office" xmlns:v="urn:schemas-microsoft-com:vml" id="rectole0000000001" style="width:134.100000pt;height:169.750000pt" o:preferrelative="t" o:ole="">
                   <o:lock v:ext="edit"/>
-                  <v:imagedata xmlns:r="http://schemas.openxmlformats.org/officeDocument/2006/relationships" r:id="docRId3" o:title=""/>
+                  <v:imagedata xmlns:r="http://schemas.openxmlformats.org/officeDocument/2006/relationships" r:id="docRId4" o:title=""/>
                 </v:rect>
-                <o:OLEObject xmlns:r="http://schemas.openxmlformats.org/officeDocument/2006/relationships" xmlns:o="urn:schemas-microsoft-com:office:office" Type="Embed" ProgID="StaticDib" DrawAspect="Content" ObjectID="0000000001" ShapeID="rectole0000000001" r:id="docRId2"/>
+                <o:OLEObject xmlns:r="http://schemas.openxmlformats.org/officeDocument/2006/relationships" xmlns:o="urn:schemas-microsoft-com:office:office" Type="Embed" ProgID="StaticDib" DrawAspect="Content" ObjectID="0000000001" ShapeID="rectole0000000001" r:id="docRId3"/>
               </w:object>
             </w:r>
           </w:p>
@@ -773,9 +798,9 @@
               <w:object w:dxaOrig="2682" w:dyaOrig="3611">
                 <v:rect xmlns:o="urn:schemas-microsoft-com:office:office" xmlns:v="urn:schemas-microsoft-com:vml" id="rectole0000000002" style="width:134.100000pt;height:180.550000pt" o:preferrelative="t" o:ole="">
                   <o:lock v:ext="edit"/>
-                  <v:imagedata xmlns:r="http://schemas.openxmlformats.org/officeDocument/2006/relationships" r:id="docRId5" o:title=""/>
+                  <v:imagedata xmlns:r="http://schemas.openxmlformats.org/officeDocument/2006/relationships" r:id="docRId6" o:title=""/>
                 </v:rect>
-                <o:OLEObject xmlns:r="http://schemas.openxmlformats.org/officeDocument/2006/relationships" xmlns:o="urn:schemas-microsoft-com:office:office" Type="Embed" ProgID="StaticDib" DrawAspect="Content" ObjectID="0000000002" ShapeID="rectole0000000002" r:id="docRId4"/>
+                <o:OLEObject xmlns:r="http://schemas.openxmlformats.org/officeDocument/2006/relationships" xmlns:o="urn:schemas-microsoft-com:office:office" Type="Embed" ProgID="StaticDib" DrawAspect="Content" ObjectID="0000000002" ShapeID="rectole0000000002" r:id="docRId5"/>
               </w:object>
             </w:r>
           </w:p>
@@ -1093,9 +1118,9 @@
               <w:object w:dxaOrig="2664" w:dyaOrig="3611">
                 <v:rect xmlns:o="urn:schemas-microsoft-com:office:office" xmlns:v="urn:schemas-microsoft-com:vml" id="rectole0000000003" style="width:133.200000pt;height:180.550000pt" o:preferrelative="t" o:ole="">
                   <o:lock v:ext="edit"/>
-                  <v:imagedata xmlns:r="http://schemas.openxmlformats.org/officeDocument/2006/relationships" r:id="docRId7" o:title=""/>
+                  <v:imagedata xmlns:r="http://schemas.openxmlformats.org/officeDocument/2006/relationships" r:id="docRId8" o:title=""/>
                 </v:rect>
-                <o:OLEObject xmlns:r="http://schemas.openxmlformats.org/officeDocument/2006/relationships" xmlns:o="urn:schemas-microsoft-com:office:office" Type="Embed" ProgID="StaticDib" DrawAspect="Content" ObjectID="0000000003" ShapeID="rectole0000000003" r:id="docRId6"/>
+                <o:OLEObject xmlns:r="http://schemas.openxmlformats.org/officeDocument/2006/relationships" xmlns:o="urn:schemas-microsoft-com:office:office" Type="Embed" ProgID="StaticDib" DrawAspect="Content" ObjectID="0000000003" ShapeID="rectole0000000003" r:id="docRId7"/>
               </w:object>
             </w:r>
           </w:p>
@@ -1371,9 +1396,9 @@
               <w:object w:dxaOrig="2675" w:dyaOrig="857">
                 <v:rect xmlns:o="urn:schemas-microsoft-com:office:office" xmlns:v="urn:schemas-microsoft-com:vml" id="rectole0000000004" style="width:133.750000pt;height:42.850000pt" o:preferrelative="t" o:ole="">
                   <o:lock v:ext="edit"/>
-                  <v:imagedata xmlns:r="http://schemas.openxmlformats.org/officeDocument/2006/relationships" r:id="docRId9" o:title=""/>
+                  <v:imagedata xmlns:r="http://schemas.openxmlformats.org/officeDocument/2006/relationships" r:id="docRId10" o:title=""/>
                 </v:rect>
-                <o:OLEObject xmlns:r="http://schemas.openxmlformats.org/officeDocument/2006/relationships" xmlns:o="urn:schemas-microsoft-com:office:office" Type="Embed" ProgID="StaticDib" DrawAspect="Content" ObjectID="0000000004" ShapeID="rectole0000000004" r:id="docRId8"/>
+                <o:OLEObject xmlns:r="http://schemas.openxmlformats.org/officeDocument/2006/relationships" xmlns:o="urn:schemas-microsoft-com:office:office" Type="Embed" ProgID="StaticDib" DrawAspect="Content" ObjectID="0000000004" ShapeID="rectole0000000004" r:id="docRId9"/>
               </w:object>
             </w:r>
           </w:p>
@@ -1664,9 +1689,9 @@
               <w:object w:dxaOrig="3804" w:dyaOrig="4050">
                 <v:rect xmlns:o="urn:schemas-microsoft-com:office:office" xmlns:v="urn:schemas-microsoft-com:vml" id="rectole0000000005" style="width:190.200000pt;height:202.500000pt" o:preferrelative="t" o:ole="">
                   <o:lock v:ext="edit"/>
-                  <v:imagedata xmlns:r="http://schemas.openxmlformats.org/officeDocument/2006/relationships" r:id="docRId11" o:title=""/>
+                  <v:imagedata xmlns:r="http://schemas.openxmlformats.org/officeDocument/2006/relationships" r:id="docRId12" o:title=""/>
                 </v:rect>
-                <o:OLEObject xmlns:r="http://schemas.openxmlformats.org/officeDocument/2006/relationships" xmlns:o="urn:schemas-microsoft-com:office:office" Type="Embed" ProgID="StaticDib" DrawAspect="Content" ObjectID="0000000005" ShapeID="rectole0000000005" r:id="docRId10"/>
+                <o:OLEObject xmlns:r="http://schemas.openxmlformats.org/officeDocument/2006/relationships" xmlns:o="urn:schemas-microsoft-com:office:office" Type="Embed" ProgID="StaticDib" DrawAspect="Content" ObjectID="0000000005" ShapeID="rectole0000000005" r:id="docRId11"/>
               </w:object>
             </w:r>
           </w:p>
